--- a/dist/BO_NOP_HOAN_CHINH_2026-06/1_papers/P3_JED/04_ban_dich_vi.docx
+++ b/dist/BO_NOP_HOAN_CHINH_2026-06/1_papers/P3_JED/04_ban_dich_vi.docx
@@ -253,7 +253,7 @@
         <w:t xml:space="preserve">Kết quả</w:t>
       </w:r>
       <w:r>
-        <w:t xml:space="preserve">: Quan hệ hình chữ U ngược giữa cường độ xuất khẩu (Foreign Sales to Total Sales, FSTS) và năng suất lao động được xác nhận qua cả ba đợt khảo sát, với điểm ngưỡng dao động trong khoảng 39% đến 46%, một biên độ bền vững khoảng 7 điểm phần trăm qua 14 năm thay đổi thể chế. Tính phi tuyến phản ánh tác động biên tham gia thị trường (Helpman, Melitz &amp; Yeaple, 2004): khi ước lượng lại trên mẫu con chỉ gồm các doanh nghiệp xuất khẩu, số hạng bậc hai mất ý nghĩa thống kê (β = −0,200, p = .660). TCI có quan hệ tích cực với năng suất trong cả ba đợt (pooled β = 0,179, p &lt; .001) và điều tiết độ cong của quan hệ I–P. Chỉ số website theo dõi lộ trình lỗi thời proxy Tầng 1: dương năm 2009, bằng không năm 2015 và tương tác âm với cường độ xuất khẩu năm 2023.</w:t>
+        <w:t xml:space="preserve">: Quan hệ hình chữ U ngược giữa cường độ xuất khẩu (Foreign Sales to Total Sales, FSTS) và năng suất lao động được xác nhận qua cả ba đợt khảo sát, với điểm ngưỡng dao động trong khoảng 39% đến 46%, một biên độ bền vững khoảng 7 điểm phần trăm qua 14 năm thay đổi thể chế. Tính phi tuyến phản ánh tác động biên tham gia thị trường (Helpman, Melitz &amp; Yeaple, 2004): khi ước lượng lại trên mẫu con chỉ gồm các doanh nghiệp xuất khẩu, số hạng bậc hai mất ý nghĩa thống kê (β = −0,200, p = .660). TCI có quan hệ tích cực với năng suất trong cả ba đợt (gộp, β = 0,179, p &lt; .001) và điều tiết độ cong của quan hệ I–P. Chỉ số website theo dõi lộ trình lỗi thời proxy Tầng 1: dương năm 2009, bằng không năm 2015 và tương tác âm với cường độ xuất khẩu năm 2023.</w:t>
       </w:r>
     </w:p>
     <w:p>
@@ -401,7 +401,7 @@
         <w:t xml:space="preserve">Hình chữ U ngược về bản chất là hàm bậc thang qua rào cản tham gia xuất khẩu, thay vì đường cong bão hòa liên tục theo cường độ trong nhóm xuất khẩu</w:t>
       </w:r>
       <w:r>
-        <w:t xml:space="preserve">: khi ước lượng lại trên mẫu con chỉ gồm doanh nghiệp xuất khẩu (FSTS &gt; 0; pooled N = 669), số hạng bậc hai FSTS_c² mất ý nghĩa (β = −0,200, p = .660); chỉ khoảng 1,0% doanh nghiệp trong mẫu gộp nằm trong vùng ±5 điểm phần trăm quanh điểm ngưỡng. Ma sát liên quan đến năng suất trong nền kinh tế chuyển đổi xuất hiện tại biên tham gia, không phải trong khoảng đuôi cường độ.</w:t>
+        <w:t xml:space="preserve">: khi ước lượng lại trên mẫu con chỉ gồm doanh nghiệp xuất khẩu (FSTS &gt; 0; gộp N = 669), số hạng bậc hai FSTS_c² mất ý nghĩa (β = −0,200, p = .660); chỉ khoảng 1,0% doanh nghiệp trong mẫu gộp nằm trong vùng ±5 điểm phần trăm quanh điểm ngưỡng. Ma sát liên quan đến năng suất trong nền kinh tế chuyển đổi xuất hiện tại biên tham gia, không phải trong khoảng đuôi cường độ.</w:t>
       </w:r>
     </w:p>
     <w:p>
@@ -819,7 +819,7 @@
         <w:pStyle w:val="BodyText"/>
       </w:pPr>
       <w:r>
-        <w:t xml:space="preserve">Đặc tả chỉ gồm xuất khẩu (Bảng H) cung cấp kiểm định trực tiếp nhất của H1b: nếu độ cong hình chữ U ngược phản ánh biến đổi cường độ trong nhóm xuất khẩu, số hạng bậc hai cần vẫn có ý nghĩa trong mẫu con đó. Mô hình gần phẳng quan sát được trong Bảng H (pooled FSTS_c² β = −0,200, p = .660) thay vào đó chỉ ra rằng biên tham gia (H1a) là nguồn chính của độ cong toàn mẫu.</w:t>
+        <w:t xml:space="preserve">Đặc tả chỉ gồm xuất khẩu (Bảng H) cung cấp kiểm định trực tiếp nhất của H1b: nếu độ cong hình chữ U ngược phản ánh biến đổi cường độ trong nhóm xuất khẩu, số hạng bậc hai cần vẫn có ý nghĩa trong mẫu con đó. Mô hình gần phẳng quan sát được trong Bảng H (gộp FSTS_c² β = −0,200, p = .660) thay vào đó chỉ ra rằng biên tham gia (H1a) là nguồn chính của độ cong toàn mẫu.</w:t>
       </w:r>
     </w:p>
     <w:bookmarkEnd w:id="31"/>
@@ -1254,7 +1254,7 @@
         <w:pStyle w:val="BodyText"/>
       </w:pPr>
       <w:r>
-        <w:t xml:space="preserve">Biến kiểm soát: lnEmp, FirmAge, ForeignOwned, sector FE [+ wave FE]</w:t>
+        <w:t xml:space="preserve">Biến kiểm soát: lnEmp, FirmAge, ForeignOwned, FE ngành [+ FE đợt]</w:t>
       </w:r>
     </w:p>
     <w:p>
@@ -2076,7 +2076,7 @@
               <w:jc w:val="left"/>
             </w:pPr>
             <w:r>
-              <w:t xml:space="preserve">wave</w:t>
+              <w:t xml:space="preserve">đợt</w:t>
             </w:r>
           </w:p>
         </w:tc>
@@ -6086,7 +6086,7 @@
               <w:jc w:val="left"/>
             </w:pPr>
             <w:r>
-              <w:t xml:space="preserve">TCI full direct</w:t>
+              <w:t xml:space="preserve">TCI đầy đủ (trực tiếp)</w:t>
             </w:r>
           </w:p>
         </w:tc>
@@ -6160,7 +6160,7 @@
               <w:jc w:val="left"/>
             </w:pPr>
             <w:r>
-              <w:t xml:space="preserve">TCI full direct</w:t>
+              <w:t xml:space="preserve">TCI đầy đủ (trực tiếp)</w:t>
             </w:r>
           </w:p>
         </w:tc>
@@ -6234,7 +6234,7 @@
               <w:jc w:val="left"/>
             </w:pPr>
             <w:r>
-              <w:t xml:space="preserve">TCI full direct</w:t>
+              <w:t xml:space="preserve">TCI đầy đủ (trực tiếp)</w:t>
             </w:r>
           </w:p>
         </w:tc>
@@ -6308,7 +6308,7 @@
               <w:jc w:val="left"/>
             </w:pPr>
             <w:r>
-              <w:t xml:space="preserve">TCI full direct</w:t>
+              <w:t xml:space="preserve">TCI đầy đủ (trực tiếp)</w:t>
             </w:r>
           </w:p>
         </w:tc>
@@ -6382,7 +6382,7 @@
               <w:jc w:val="left"/>
             </w:pPr>
             <w:r>
-              <w:t xml:space="preserve">TCI full direct</w:t>
+              <w:t xml:space="preserve">TCI đầy đủ (trực tiếp)</w:t>
             </w:r>
           </w:p>
         </w:tc>
@@ -6456,7 +6456,7 @@
               <w:jc w:val="left"/>
             </w:pPr>
             <w:r>
-              <w:t xml:space="preserve">TCI full direct</w:t>
+              <w:t xml:space="preserve">TCI đầy đủ (trực tiếp)</w:t>
             </w:r>
           </w:p>
         </w:tc>
@@ -6530,7 +6530,7 @@
               <w:jc w:val="left"/>
             </w:pPr>
             <w:r>
-              <w:t xml:space="preserve">TCI full direct</w:t>
+              <w:t xml:space="preserve">TCI đầy đủ (trực tiếp)</w:t>
             </w:r>
           </w:p>
         </w:tc>
@@ -6604,7 +6604,7 @@
               <w:jc w:val="left"/>
             </w:pPr>
             <w:r>
-              <w:t xml:space="preserve">TCI full direct</w:t>
+              <w:t xml:space="preserve">TCI đầy đủ (trực tiếp)</w:t>
             </w:r>
           </w:p>
         </w:tc>
@@ -6678,7 +6678,7 @@
               <w:jc w:val="left"/>
             </w:pPr>
             <w:r>
-              <w:t xml:space="preserve">TCI full moderation</w:t>
+              <w:t xml:space="preserve">TCI đầy đủ (điều tiết)</w:t>
             </w:r>
           </w:p>
         </w:tc>
@@ -6752,7 +6752,7 @@
               <w:jc w:val="left"/>
             </w:pPr>
             <w:r>
-              <w:t xml:space="preserve">TCI full moderation</w:t>
+              <w:t xml:space="preserve">TCI đầy đủ (điều tiết)</w:t>
             </w:r>
           </w:p>
         </w:tc>
@@ -6826,7 +6826,7 @@
               <w:jc w:val="left"/>
             </w:pPr>
             <w:r>
-              <w:t xml:space="preserve">TCI full moderation</w:t>
+              <w:t xml:space="preserve">TCI đầy đủ (điều tiết)</w:t>
             </w:r>
           </w:p>
         </w:tc>
@@ -6900,7 +6900,7 @@
               <w:jc w:val="left"/>
             </w:pPr>
             <w:r>
-              <w:t xml:space="preserve">TCI full moderation</w:t>
+              <w:t xml:space="preserve">TCI đầy đủ (điều tiết)</w:t>
             </w:r>
           </w:p>
         </w:tc>
@@ -6974,7 +6974,7 @@
               <w:jc w:val="left"/>
             </w:pPr>
             <w:r>
-              <w:t xml:space="preserve">TCI full moderation</w:t>
+              <w:t xml:space="preserve">TCI đầy đủ (điều tiết)</w:t>
             </w:r>
           </w:p>
         </w:tc>
@@ -7048,7 +7048,7 @@
               <w:jc w:val="left"/>
             </w:pPr>
             <w:r>
-              <w:t xml:space="preserve">TCI full moderation</w:t>
+              <w:t xml:space="preserve">TCI đầy đủ (điều tiết)</w:t>
             </w:r>
           </w:p>
         </w:tc>
@@ -7122,7 +7122,7 @@
               <w:jc w:val="left"/>
             </w:pPr>
             <w:r>
-              <w:t xml:space="preserve">TCI full moderation</w:t>
+              <w:t xml:space="preserve">TCI đầy đủ (điều tiết)</w:t>
             </w:r>
           </w:p>
         </w:tc>
@@ -7196,7 +7196,7 @@
               <w:jc w:val="left"/>
             </w:pPr>
             <w:r>
-              <w:t xml:space="preserve">TCI full moderation</w:t>
+              <w:t xml:space="preserve">TCI đầy đủ (điều tiết)</w:t>
             </w:r>
           </w:p>
         </w:tc>
@@ -7270,7 +7270,7 @@
               <w:jc w:val="left"/>
             </w:pPr>
             <w:r>
-              <w:t xml:space="preserve">TCI full moderation</w:t>
+              <w:t xml:space="preserve">TCI đầy đủ (điều tiết)</w:t>
             </w:r>
           </w:p>
         </w:tc>
@@ -7344,7 +7344,7 @@
               <w:jc w:val="left"/>
             </w:pPr>
             <w:r>
-              <w:t xml:space="preserve">TCI full moderation</w:t>
+              <w:t xml:space="preserve">TCI đầy đủ (điều tiết)</w:t>
             </w:r>
           </w:p>
         </w:tc>
@@ -7418,7 +7418,7 @@
               <w:jc w:val="left"/>
             </w:pPr>
             <w:r>
-              <w:t xml:space="preserve">TCI full moderation</w:t>
+              <w:t xml:space="preserve">TCI đầy đủ (điều tiết)</w:t>
             </w:r>
           </w:p>
         </w:tc>
@@ -7492,7 +7492,7 @@
               <w:jc w:val="left"/>
             </w:pPr>
             <w:r>
-              <w:t xml:space="preserve">TCI full moderation</w:t>
+              <w:t xml:space="preserve">TCI đầy đủ (điều tiết)</w:t>
             </w:r>
           </w:p>
         </w:tc>
@@ -8084,7 +8084,7 @@
               <w:jc w:val="left"/>
             </w:pPr>
             <w:r>
-              <w:t xml:space="preserve">exporter only</w:t>
+              <w:t xml:space="preserve">chỉ DN xuất khẩu</w:t>
             </w:r>
           </w:p>
         </w:tc>
@@ -8158,7 +8158,7 @@
               <w:jc w:val="left"/>
             </w:pPr>
             <w:r>
-              <w:t xml:space="preserve">exporter only</w:t>
+              <w:t xml:space="preserve">chỉ DN xuất khẩu</w:t>
             </w:r>
           </w:p>
         </w:tc>
@@ -8232,7 +8232,7 @@
               <w:jc w:val="left"/>
             </w:pPr>
             <w:r>
-              <w:t xml:space="preserve">exporter only</w:t>
+              <w:t xml:space="preserve">chỉ DN xuất khẩu</w:t>
             </w:r>
           </w:p>
         </w:tc>
@@ -8306,7 +8306,7 @@
               <w:jc w:val="left"/>
             </w:pPr>
             <w:r>
-              <w:t xml:space="preserve">exporter only</w:t>
+              <w:t xml:space="preserve">chỉ DN xuất khẩu</w:t>
             </w:r>
           </w:p>
         </w:tc>
@@ -8380,7 +8380,7 @@
               <w:jc w:val="left"/>
             </w:pPr>
             <w:r>
-              <w:t xml:space="preserve">exporter only</w:t>
+              <w:t xml:space="preserve">chỉ DN xuất khẩu</w:t>
             </w:r>
           </w:p>
         </w:tc>
@@ -8454,7 +8454,7 @@
               <w:jc w:val="left"/>
             </w:pPr>
             <w:r>
-              <w:t xml:space="preserve">exporter only</w:t>
+              <w:t xml:space="preserve">chỉ DN xuất khẩu</w:t>
             </w:r>
           </w:p>
         </w:tc>
@@ -8528,7 +8528,7 @@
               <w:jc w:val="left"/>
             </w:pPr>
             <w:r>
-              <w:t xml:space="preserve">exporter only</w:t>
+              <w:t xml:space="preserve">chỉ DN xuất khẩu</w:t>
             </w:r>
           </w:p>
         </w:tc>
@@ -8602,7 +8602,7 @@
               <w:jc w:val="left"/>
             </w:pPr>
             <w:r>
-              <w:t xml:space="preserve">exporter only</w:t>
+              <w:t xml:space="preserve">chỉ DN xuất khẩu</w:t>
             </w:r>
           </w:p>
         </w:tc>
@@ -8676,7 +8676,7 @@
               <w:jc w:val="left"/>
             </w:pPr>
             <w:r>
-              <w:t xml:space="preserve">exporter only</w:t>
+              <w:t xml:space="preserve">chỉ DN xuất khẩu</w:t>
             </w:r>
           </w:p>
         </w:tc>
@@ -8750,7 +8750,7 @@
               <w:jc w:val="left"/>
             </w:pPr>
             <w:r>
-              <w:t xml:space="preserve">exporter only</w:t>
+              <w:t xml:space="preserve">chỉ DN xuất khẩu</w:t>
             </w:r>
           </w:p>
         </w:tc>
@@ -8824,7 +8824,7 @@
               <w:jc w:val="left"/>
             </w:pPr>
             <w:r>
-              <w:t xml:space="preserve">exporter only</w:t>
+              <w:t xml:space="preserve">chỉ DN xuất khẩu</w:t>
             </w:r>
           </w:p>
         </w:tc>
@@ -8898,7 +8898,7 @@
               <w:jc w:val="left"/>
             </w:pPr>
             <w:r>
-              <w:t xml:space="preserve">exporter only</w:t>
+              <w:t xml:space="preserve">chỉ DN xuất khẩu</w:t>
             </w:r>
           </w:p>
         </w:tc>
@@ -8972,7 +8972,7 @@
               <w:jc w:val="left"/>
             </w:pPr>
             <w:r>
-              <w:t xml:space="preserve">exporter only</w:t>
+              <w:t xml:space="preserve">chỉ DN xuất khẩu</w:t>
             </w:r>
           </w:p>
         </w:tc>
@@ -9046,7 +9046,7 @@
               <w:jc w:val="left"/>
             </w:pPr>
             <w:r>
-              <w:t xml:space="preserve">exporter only</w:t>
+              <w:t xml:space="preserve">chỉ DN xuất khẩu</w:t>
             </w:r>
           </w:p>
         </w:tc>
@@ -9120,7 +9120,7 @@
               <w:jc w:val="left"/>
             </w:pPr>
             <w:r>
-              <w:t xml:space="preserve">exporter only</w:t>
+              <w:t xml:space="preserve">chỉ DN xuất khẩu</w:t>
             </w:r>
           </w:p>
         </w:tc>
@@ -9194,7 +9194,7 @@
               <w:jc w:val="left"/>
             </w:pPr>
             <w:r>
-              <w:t xml:space="preserve">exporter only</w:t>
+              <w:t xml:space="preserve">chỉ DN xuất khẩu</w:t>
             </w:r>
           </w:p>
         </w:tc>
@@ -9268,7 +9268,7 @@
               <w:jc w:val="left"/>
             </w:pPr>
             <w:r>
-              <w:t xml:space="preserve">exporter only</w:t>
+              <w:t xml:space="preserve">chỉ DN xuất khẩu</w:t>
             </w:r>
           </w:p>
         </w:tc>
@@ -9342,7 +9342,7 @@
               <w:jc w:val="left"/>
             </w:pPr>
             <w:r>
-              <w:t xml:space="preserve">exporter only</w:t>
+              <w:t xml:space="preserve">chỉ DN xuất khẩu</w:t>
             </w:r>
           </w:p>
         </w:tc>
@@ -9416,7 +9416,7 @@
               <w:jc w:val="left"/>
             </w:pPr>
             <w:r>
-              <w:t xml:space="preserve">exporter only</w:t>
+              <w:t xml:space="preserve">chỉ DN xuất khẩu</w:t>
             </w:r>
           </w:p>
         </w:tc>
@@ -9490,7 +9490,7 @@
               <w:jc w:val="left"/>
             </w:pPr>
             <w:r>
-              <w:t xml:space="preserve">exporter only</w:t>
+              <w:t xml:space="preserve">chỉ DN xuất khẩu</w:t>
             </w:r>
           </w:p>
         </w:tc>
@@ -9564,7 +9564,7 @@
               <w:jc w:val="left"/>
             </w:pPr>
             <w:r>
-              <w:t xml:space="preserve">exporter only</w:t>
+              <w:t xml:space="preserve">chỉ DN xuất khẩu</w:t>
             </w:r>
           </w:p>
         </w:tc>
@@ -9638,7 +9638,7 @@
               <w:jc w:val="left"/>
             </w:pPr>
             <w:r>
-              <w:t xml:space="preserve">exporter only</w:t>
+              <w:t xml:space="preserve">chỉ DN xuất khẩu</w:t>
             </w:r>
           </w:p>
         </w:tc>
@@ -9712,7 +9712,7 @@
               <w:jc w:val="left"/>
             </w:pPr>
             <w:r>
-              <w:t xml:space="preserve">exporter only</w:t>
+              <w:t xml:space="preserve">chỉ DN xuất khẩu</w:t>
             </w:r>
           </w:p>
         </w:tc>
@@ -9786,7 +9786,7 @@
               <w:jc w:val="left"/>
             </w:pPr>
             <w:r>
-              <w:t xml:space="preserve">exporter only</w:t>
+              <w:t xml:space="preserve">chỉ DN xuất khẩu</w:t>
             </w:r>
           </w:p>
         </w:tc>
@@ -9860,7 +9860,7 @@
               <w:jc w:val="left"/>
             </w:pPr>
             <w:r>
-              <w:t xml:space="preserve">exporter only</w:t>
+              <w:t xml:space="preserve">chỉ DN xuất khẩu</w:t>
             </w:r>
           </w:p>
         </w:tc>
@@ -9934,7 +9934,7 @@
               <w:jc w:val="left"/>
             </w:pPr>
             <w:r>
-              <w:t xml:space="preserve">exporter only</w:t>
+              <w:t xml:space="preserve">chỉ DN xuất khẩu</w:t>
             </w:r>
           </w:p>
         </w:tc>
@@ -10008,7 +10008,7 @@
               <w:jc w:val="left"/>
             </w:pPr>
             <w:r>
-              <w:t xml:space="preserve">exporter only</w:t>
+              <w:t xml:space="preserve">chỉ DN xuất khẩu</w:t>
             </w:r>
           </w:p>
         </w:tc>
@@ -10082,7 +10082,7 @@
               <w:jc w:val="left"/>
             </w:pPr>
             <w:r>
-              <w:t xml:space="preserve">exporter only</w:t>
+              <w:t xml:space="preserve">chỉ DN xuất khẩu</w:t>
             </w:r>
           </w:p>
         </w:tc>
@@ -10156,7 +10156,7 @@
               <w:jc w:val="left"/>
             </w:pPr>
             <w:r>
-              <w:t xml:space="preserve">exporter only</w:t>
+              <w:t xml:space="preserve">chỉ DN xuất khẩu</w:t>
             </w:r>
           </w:p>
         </w:tc>
@@ -10230,7 +10230,7 @@
               <w:jc w:val="left"/>
             </w:pPr>
             <w:r>
-              <w:t xml:space="preserve">exporter only</w:t>
+              <w:t xml:space="preserve">chỉ DN xuất khẩu</w:t>
             </w:r>
           </w:p>
         </w:tc>
@@ -10304,7 +10304,7 @@
               <w:jc w:val="left"/>
             </w:pPr>
             <w:r>
-              <w:t xml:space="preserve">exporter only</w:t>
+              <w:t xml:space="preserve">chỉ DN xuất khẩu</w:t>
             </w:r>
           </w:p>
         </w:tc>
@@ -10378,7 +10378,7 @@
               <w:jc w:val="left"/>
             </w:pPr>
             <w:r>
-              <w:t xml:space="preserve">exporter only</w:t>
+              <w:t xml:space="preserve">chỉ DN xuất khẩu</w:t>
             </w:r>
           </w:p>
         </w:tc>
@@ -10452,7 +10452,7 @@
               <w:jc w:val="left"/>
             </w:pPr>
             <w:r>
-              <w:t xml:space="preserve">exporter only</w:t>
+              <w:t xml:space="preserve">chỉ DN xuất khẩu</w:t>
             </w:r>
           </w:p>
         </w:tc>
@@ -10526,7 +10526,7 @@
               <w:jc w:val="left"/>
             </w:pPr>
             <w:r>
-              <w:t xml:space="preserve">exporter only</w:t>
+              <w:t xml:space="preserve">chỉ DN xuất khẩu</w:t>
             </w:r>
           </w:p>
         </w:tc>
@@ -10600,7 +10600,7 @@
               <w:jc w:val="left"/>
             </w:pPr>
             <w:r>
-              <w:t xml:space="preserve">exporter only</w:t>
+              <w:t xml:space="preserve">chỉ DN xuất khẩu</w:t>
             </w:r>
           </w:p>
         </w:tc>
@@ -10674,7 +10674,7 @@
               <w:jc w:val="left"/>
             </w:pPr>
             <w:r>
-              <w:t xml:space="preserve">exporter only</w:t>
+              <w:t xml:space="preserve">chỉ DN xuất khẩu</w:t>
             </w:r>
           </w:p>
         </w:tc>
@@ -10748,7 +10748,7 @@
               <w:jc w:val="left"/>
             </w:pPr>
             <w:r>
-              <w:t xml:space="preserve">exporter only</w:t>
+              <w:t xml:space="preserve">chỉ DN xuất khẩu</w:t>
             </w:r>
           </w:p>
         </w:tc>
@@ -10822,7 +10822,7 @@
               <w:jc w:val="left"/>
             </w:pPr>
             <w:r>
-              <w:t xml:space="preserve">exporter only</w:t>
+              <w:t xml:space="preserve">chỉ DN xuất khẩu</w:t>
             </w:r>
           </w:p>
         </w:tc>
@@ -10896,7 +10896,7 @@
               <w:jc w:val="left"/>
             </w:pPr>
             <w:r>
-              <w:t xml:space="preserve">exporter only</w:t>
+              <w:t xml:space="preserve">chỉ DN xuất khẩu</w:t>
             </w:r>
           </w:p>
         </w:tc>
@@ -10970,7 +10970,7 @@
               <w:jc w:val="left"/>
             </w:pPr>
             <w:r>
-              <w:t xml:space="preserve">exporter only</w:t>
+              <w:t xml:space="preserve">chỉ DN xuất khẩu</w:t>
             </w:r>
           </w:p>
         </w:tc>
@@ -11044,7 +11044,7 @@
               <w:jc w:val="left"/>
             </w:pPr>
             <w:r>
-              <w:t xml:space="preserve">exporter only</w:t>
+              <w:t xml:space="preserve">chỉ DN xuất khẩu</w:t>
             </w:r>
           </w:p>
         </w:tc>
@@ -11118,7 +11118,7 @@
               <w:jc w:val="left"/>
             </w:pPr>
             <w:r>
-              <w:t xml:space="preserve">exporter only</w:t>
+              <w:t xml:space="preserve">chỉ DN xuất khẩu</w:t>
             </w:r>
           </w:p>
         </w:tc>
@@ -11192,7 +11192,7 @@
               <w:jc w:val="left"/>
             </w:pPr>
             <w:r>
-              <w:t xml:space="preserve">exporter only</w:t>
+              <w:t xml:space="preserve">chỉ DN xuất khẩu</w:t>
             </w:r>
           </w:p>
         </w:tc>
@@ -11266,7 +11266,7 @@
               <w:jc w:val="left"/>
             </w:pPr>
             <w:r>
-              <w:t xml:space="preserve">exporter only</w:t>
+              <w:t xml:space="preserve">chỉ DN xuất khẩu</w:t>
             </w:r>
           </w:p>
         </w:tc>
@@ -11340,7 +11340,7 @@
               <w:jc w:val="left"/>
             </w:pPr>
             <w:r>
-              <w:t xml:space="preserve">exporter only</w:t>
+              <w:t xml:space="preserve">chỉ DN xuất khẩu</w:t>
             </w:r>
           </w:p>
         </w:tc>
@@ -11414,7 +11414,7 @@
               <w:jc w:val="left"/>
             </w:pPr>
             <w:r>
-              <w:t xml:space="preserve">exporter only</w:t>
+              <w:t xml:space="preserve">chỉ DN xuất khẩu</w:t>
             </w:r>
           </w:p>
         </w:tc>
@@ -11488,7 +11488,7 @@
               <w:jc w:val="left"/>
             </w:pPr>
             <w:r>
-              <w:t xml:space="preserve">exporter only</w:t>
+              <w:t xml:space="preserve">chỉ DN xuất khẩu</w:t>
             </w:r>
           </w:p>
         </w:tc>
@@ -11562,7 +11562,7 @@
               <w:jc w:val="left"/>
             </w:pPr>
             <w:r>
-              <w:t xml:space="preserve">exporter only</w:t>
+              <w:t xml:space="preserve">chỉ DN xuất khẩu</w:t>
             </w:r>
           </w:p>
         </w:tc>
@@ -11636,7 +11636,7 @@
               <w:jc w:val="left"/>
             </w:pPr>
             <w:r>
-              <w:t xml:space="preserve">exporter only</w:t>
+              <w:t xml:space="preserve">chỉ DN xuất khẩu</w:t>
             </w:r>
           </w:p>
         </w:tc>
@@ -11710,7 +11710,7 @@
               <w:jc w:val="left"/>
             </w:pPr>
             <w:r>
-              <w:t xml:space="preserve">exporter only</w:t>
+              <w:t xml:space="preserve">chỉ DN xuất khẩu</w:t>
             </w:r>
           </w:p>
         </w:tc>
@@ -11784,7 +11784,7 @@
               <w:jc w:val="left"/>
             </w:pPr>
             <w:r>
-              <w:t xml:space="preserve">exporter only</w:t>
+              <w:t xml:space="preserve">chỉ DN xuất khẩu</w:t>
             </w:r>
           </w:p>
         </w:tc>
@@ -11858,7 +11858,7 @@
               <w:jc w:val="left"/>
             </w:pPr>
             <w:r>
-              <w:t xml:space="preserve">exporter only</w:t>
+              <w:t xml:space="preserve">chỉ DN xuất khẩu</w:t>
             </w:r>
           </w:p>
         </w:tc>
@@ -11932,7 +11932,7 @@
               <w:jc w:val="left"/>
             </w:pPr>
             <w:r>
-              <w:t xml:space="preserve">micro excluded pooled</w:t>
+              <w:t xml:space="preserve">gộp (loại siêu nhỏ)</w:t>
             </w:r>
           </w:p>
         </w:tc>
@@ -12006,7 +12006,7 @@
               <w:jc w:val="left"/>
             </w:pPr>
             <w:r>
-              <w:t xml:space="preserve">micro excluded pooled</w:t>
+              <w:t xml:space="preserve">gộp (loại siêu nhỏ)</w:t>
             </w:r>
           </w:p>
         </w:tc>
@@ -12080,7 +12080,7 @@
               <w:jc w:val="left"/>
             </w:pPr>
             <w:r>
-              <w:t xml:space="preserve">micro excluded pooled</w:t>
+              <w:t xml:space="preserve">gộp (loại siêu nhỏ)</w:t>
             </w:r>
           </w:p>
         </w:tc>
@@ -12154,7 +12154,7 @@
               <w:jc w:val="left"/>
             </w:pPr>
             <w:r>
-              <w:t xml:space="preserve">micro excluded pooled</w:t>
+              <w:t xml:space="preserve">gộp (loại siêu nhỏ)</w:t>
             </w:r>
           </w:p>
         </w:tc>
@@ -12228,7 +12228,7 @@
               <w:jc w:val="left"/>
             </w:pPr>
             <w:r>
-              <w:t xml:space="preserve">micro excluded pooled</w:t>
+              <w:t xml:space="preserve">gộp (loại siêu nhỏ)</w:t>
             </w:r>
           </w:p>
         </w:tc>
@@ -12302,7 +12302,7 @@
               <w:jc w:val="left"/>
             </w:pPr>
             <w:r>
-              <w:t xml:space="preserve">micro excluded pooled</w:t>
+              <w:t xml:space="preserve">gộp (loại siêu nhỏ)</w:t>
             </w:r>
           </w:p>
         </w:tc>
@@ -12376,7 +12376,7 @@
               <w:jc w:val="left"/>
             </w:pPr>
             <w:r>
-              <w:t xml:space="preserve">micro excluded pooled</w:t>
+              <w:t xml:space="preserve">gộp (loại siêu nhỏ)</w:t>
             </w:r>
           </w:p>
         </w:tc>
@@ -12450,7 +12450,7 @@
               <w:jc w:val="left"/>
             </w:pPr>
             <w:r>
-              <w:t xml:space="preserve">sector split manufacturing</w:t>
+              <w:t xml:space="preserve">tách ngành chế tạo</w:t>
             </w:r>
           </w:p>
         </w:tc>
@@ -12524,7 +12524,7 @@
               <w:jc w:val="left"/>
             </w:pPr>
             <w:r>
-              <w:t xml:space="preserve">sector split manufacturing</w:t>
+              <w:t xml:space="preserve">tách ngành chế tạo</w:t>
             </w:r>
           </w:p>
         </w:tc>
@@ -12598,7 +12598,7 @@
               <w:jc w:val="left"/>
             </w:pPr>
             <w:r>
-              <w:t xml:space="preserve">sector split manufacturing</w:t>
+              <w:t xml:space="preserve">tách ngành chế tạo</w:t>
             </w:r>
           </w:p>
         </w:tc>
@@ -12672,7 +12672,7 @@
               <w:jc w:val="left"/>
             </w:pPr>
             <w:r>
-              <w:t xml:space="preserve">sector split manufacturing</w:t>
+              <w:t xml:space="preserve">tách ngành chế tạo</w:t>
             </w:r>
           </w:p>
         </w:tc>
@@ -12746,7 +12746,7 @@
               <w:jc w:val="left"/>
             </w:pPr>
             <w:r>
-              <w:t xml:space="preserve">sector split manufacturing</w:t>
+              <w:t xml:space="preserve">tách ngành chế tạo</w:t>
             </w:r>
           </w:p>
         </w:tc>
@@ -12820,7 +12820,7 @@
               <w:jc w:val="left"/>
             </w:pPr>
             <w:r>
-              <w:t xml:space="preserve">sector split manufacturing</w:t>
+              <w:t xml:space="preserve">tách ngành chế tạo</w:t>
             </w:r>
           </w:p>
         </w:tc>
@@ -12894,7 +12894,7 @@
               <w:jc w:val="left"/>
             </w:pPr>
             <w:r>
-              <w:t xml:space="preserve">sector split manufacturing</w:t>
+              <w:t xml:space="preserve">tách ngành chế tạo</w:t>
             </w:r>
           </w:p>
         </w:tc>
@@ -12968,7 +12968,7 @@
               <w:jc w:val="left"/>
             </w:pPr>
             <w:r>
-              <w:t xml:space="preserve">sector split manufacturing</w:t>
+              <w:t xml:space="preserve">tách ngành chế tạo</w:t>
             </w:r>
           </w:p>
         </w:tc>
@@ -13042,7 +13042,7 @@
               <w:jc w:val="left"/>
             </w:pPr>
             <w:r>
-              <w:t xml:space="preserve">sector split manufacturing</w:t>
+              <w:t xml:space="preserve">tách ngành chế tạo</w:t>
             </w:r>
           </w:p>
         </w:tc>
@@ -13116,7 +13116,7 @@
               <w:jc w:val="left"/>
             </w:pPr>
             <w:r>
-              <w:t xml:space="preserve">sector split manufacturing</w:t>
+              <w:t xml:space="preserve">tách ngành chế tạo</w:t>
             </w:r>
           </w:p>
         </w:tc>
@@ -13190,7 +13190,7 @@
               <w:jc w:val="left"/>
             </w:pPr>
             <w:r>
-              <w:t xml:space="preserve">sector split manufacturing</w:t>
+              <w:t xml:space="preserve">tách ngành chế tạo</w:t>
             </w:r>
           </w:p>
         </w:tc>
@@ -13264,7 +13264,7 @@
               <w:jc w:val="left"/>
             </w:pPr>
             <w:r>
-              <w:t xml:space="preserve">sector split manufacturing</w:t>
+              <w:t xml:space="preserve">tách ngành chế tạo</w:t>
             </w:r>
           </w:p>
         </w:tc>
@@ -13338,7 +13338,7 @@
               <w:jc w:val="left"/>
             </w:pPr>
             <w:r>
-              <w:t xml:space="preserve">sector split manufacturing</w:t>
+              <w:t xml:space="preserve">tách ngành chế tạo</w:t>
             </w:r>
           </w:p>
         </w:tc>
@@ -13412,7 +13412,7 @@
               <w:jc w:val="left"/>
             </w:pPr>
             <w:r>
-              <w:t xml:space="preserve">sector split manufacturing</w:t>
+              <w:t xml:space="preserve">tách ngành chế tạo</w:t>
             </w:r>
           </w:p>
         </w:tc>
@@ -13486,7 +13486,7 @@
               <w:jc w:val="left"/>
             </w:pPr>
             <w:r>
-              <w:t xml:space="preserve">sector split non manufacturing</w:t>
+              <w:t xml:space="preserve">tách ngành phi chế tạo</w:t>
             </w:r>
           </w:p>
         </w:tc>
@@ -13560,7 +13560,7 @@
               <w:jc w:val="left"/>
             </w:pPr>
             <w:r>
-              <w:t xml:space="preserve">sector split non manufacturing</w:t>
+              <w:t xml:space="preserve">tách ngành phi chế tạo</w:t>
             </w:r>
           </w:p>
         </w:tc>
@@ -13634,7 +13634,7 @@
               <w:jc w:val="left"/>
             </w:pPr>
             <w:r>
-              <w:t xml:space="preserve">sector split non manufacturing</w:t>
+              <w:t xml:space="preserve">tách ngành phi chế tạo</w:t>
             </w:r>
           </w:p>
         </w:tc>
@@ -13708,7 +13708,7 @@
               <w:jc w:val="left"/>
             </w:pPr>
             <w:r>
-              <w:t xml:space="preserve">sector split non manufacturing</w:t>
+              <w:t xml:space="preserve">tách ngành phi chế tạo</w:t>
             </w:r>
           </w:p>
         </w:tc>
@@ -13782,7 +13782,7 @@
               <w:jc w:val="left"/>
             </w:pPr>
             <w:r>
-              <w:t xml:space="preserve">sector split non manufacturing</w:t>
+              <w:t xml:space="preserve">tách ngành phi chế tạo</w:t>
             </w:r>
           </w:p>
         </w:tc>
@@ -13856,7 +13856,7 @@
               <w:jc w:val="left"/>
             </w:pPr>
             <w:r>
-              <w:t xml:space="preserve">sector split non manufacturing</w:t>
+              <w:t xml:space="preserve">tách ngành phi chế tạo</w:t>
             </w:r>
           </w:p>
         </w:tc>
@@ -13930,7 +13930,7 @@
               <w:jc w:val="left"/>
             </w:pPr>
             <w:r>
-              <w:t xml:space="preserve">sector split non manufacturing</w:t>
+              <w:t xml:space="preserve">tách ngành phi chế tạo</w:t>
             </w:r>
           </w:p>
         </w:tc>
@@ -14004,7 +14004,7 @@
               <w:jc w:val="left"/>
             </w:pPr>
             <w:r>
-              <w:t xml:space="preserve">sector split non manufacturing</w:t>
+              <w:t xml:space="preserve">tách ngành phi chế tạo</w:t>
             </w:r>
           </w:p>
         </w:tc>
@@ -14078,7 +14078,7 @@
               <w:jc w:val="left"/>
             </w:pPr>
             <w:r>
-              <w:t xml:space="preserve">sector split non manufacturing</w:t>
+              <w:t xml:space="preserve">tách ngành phi chế tạo</w:t>
             </w:r>
           </w:p>
         </w:tc>
@@ -14152,7 +14152,7 @@
               <w:jc w:val="left"/>
             </w:pPr>
             <w:r>
-              <w:t xml:space="preserve">sector split non manufacturing</w:t>
+              <w:t xml:space="preserve">tách ngành phi chế tạo</w:t>
             </w:r>
           </w:p>
         </w:tc>
@@ -14226,7 +14226,7 @@
               <w:jc w:val="left"/>
             </w:pPr>
             <w:r>
-              <w:t xml:space="preserve">sector split non manufacturing</w:t>
+              <w:t xml:space="preserve">tách ngành phi chế tạo</w:t>
             </w:r>
           </w:p>
         </w:tc>
@@ -14300,7 +14300,7 @@
               <w:jc w:val="left"/>
             </w:pPr>
             <w:r>
-              <w:t xml:space="preserve">sector split non manufacturing</w:t>
+              <w:t xml:space="preserve">tách ngành phi chế tạo</w:t>
             </w:r>
           </w:p>
         </w:tc>
@@ -14374,7 +14374,7 @@
               <w:jc w:val="left"/>
             </w:pPr>
             <w:r>
-              <w:t xml:space="preserve">sector split non manufacturing</w:t>
+              <w:t xml:space="preserve">tách ngành phi chế tạo</w:t>
             </w:r>
           </w:p>
         </w:tc>
@@ -14448,7 +14448,7 @@
               <w:jc w:val="left"/>
             </w:pPr>
             <w:r>
-              <w:t xml:space="preserve">sector split non manufacturing</w:t>
+              <w:t xml:space="preserve">tách ngành phi chế tạo</w:t>
             </w:r>
           </w:p>
         </w:tc>
@@ -14522,7 +14522,7 @@
               <w:jc w:val="left"/>
             </w:pPr>
             <w:r>
-              <w:t xml:space="preserve">wave interaction pooled</w:t>
+              <w:t xml:space="preserve">gộp (tương tác đợt)</w:t>
             </w:r>
           </w:p>
         </w:tc>
@@ -14596,7 +14596,7 @@
               <w:jc w:val="left"/>
             </w:pPr>
             <w:r>
-              <w:t xml:space="preserve">wave interaction pooled</w:t>
+              <w:t xml:space="preserve">gộp (tương tác đợt)</w:t>
             </w:r>
           </w:p>
         </w:tc>
@@ -14670,7 +14670,7 @@
               <w:jc w:val="left"/>
             </w:pPr>
             <w:r>
-              <w:t xml:space="preserve">wave interaction pooled</w:t>
+              <w:t xml:space="preserve">gộp (tương tác đợt)</w:t>
             </w:r>
           </w:p>
         </w:tc>
@@ -14744,7 +14744,7 @@
               <w:jc w:val="left"/>
             </w:pPr>
             <w:r>
-              <w:t xml:space="preserve">wave interaction pooled</w:t>
+              <w:t xml:space="preserve">gộp (tương tác đợt)</w:t>
             </w:r>
           </w:p>
         </w:tc>
@@ -14818,7 +14818,7 @@
               <w:jc w:val="left"/>
             </w:pPr>
             <w:r>
-              <w:t xml:space="preserve">wave interaction pooled</w:t>
+              <w:t xml:space="preserve">gộp (tương tác đợt)</w:t>
             </w:r>
           </w:p>
         </w:tc>
@@ -15987,7 +15987,7 @@
               <w:jc w:val="left"/>
             </w:pPr>
             <w:r>
-              <w:t xml:space="preserve">micro excluded pooled</w:t>
+              <w:t xml:space="preserve">gộp (loại siêu nhỏ)</w:t>
             </w:r>
           </w:p>
         </w:tc>
@@ -16049,7 +16049,7 @@
               <w:jc w:val="left"/>
             </w:pPr>
             <w:r>
-              <w:t xml:space="preserve">micro excluded pooled</w:t>
+              <w:t xml:space="preserve">gộp (loại siêu nhỏ)</w:t>
             </w:r>
           </w:p>
         </w:tc>
@@ -16111,7 +16111,7 @@
               <w:jc w:val="left"/>
             </w:pPr>
             <w:r>
-              <w:t xml:space="preserve">micro excluded pooled</w:t>
+              <w:t xml:space="preserve">gộp (loại siêu nhỏ)</w:t>
             </w:r>
           </w:p>
         </w:tc>
@@ -16173,7 +16173,7 @@
               <w:jc w:val="left"/>
             </w:pPr>
             <w:r>
-              <w:t xml:space="preserve">micro excluded pooled</w:t>
+              <w:t xml:space="preserve">gộp (loại siêu nhỏ)</w:t>
             </w:r>
           </w:p>
         </w:tc>
@@ -16235,7 +16235,7 @@
               <w:jc w:val="left"/>
             </w:pPr>
             <w:r>
-              <w:t xml:space="preserve">micro excluded pooled</w:t>
+              <w:t xml:space="preserve">gộp (loại siêu nhỏ)</w:t>
             </w:r>
           </w:p>
         </w:tc>
@@ -16297,7 +16297,7 @@
               <w:jc w:val="left"/>
             </w:pPr>
             <w:r>
-              <w:t xml:space="preserve">micro excluded pooled</w:t>
+              <w:t xml:space="preserve">gộp (loại siêu nhỏ)</w:t>
             </w:r>
           </w:p>
         </w:tc>
@@ -16359,7 +16359,7 @@
               <w:jc w:val="left"/>
             </w:pPr>
             <w:r>
-              <w:t xml:space="preserve">micro excluded pooled</w:t>
+              <w:t xml:space="preserve">gộp (loại siêu nhỏ)</w:t>
             </w:r>
           </w:p>
         </w:tc>
@@ -16421,7 +16421,7 @@
               <w:jc w:val="left"/>
             </w:pPr>
             <w:r>
-              <w:t xml:space="preserve">sector split manufacturing</w:t>
+              <w:t xml:space="preserve">tách ngành chế tạo</w:t>
             </w:r>
           </w:p>
         </w:tc>
@@ -16483,7 +16483,7 @@
               <w:jc w:val="left"/>
             </w:pPr>
             <w:r>
-              <w:t xml:space="preserve">sector split manufacturing</w:t>
+              <w:t xml:space="preserve">tách ngành chế tạo</w:t>
             </w:r>
           </w:p>
         </w:tc>
@@ -16545,7 +16545,7 @@
               <w:jc w:val="left"/>
             </w:pPr>
             <w:r>
-              <w:t xml:space="preserve">sector split manufacturing</w:t>
+              <w:t xml:space="preserve">tách ngành chế tạo</w:t>
             </w:r>
           </w:p>
         </w:tc>
@@ -16607,7 +16607,7 @@
               <w:jc w:val="left"/>
             </w:pPr>
             <w:r>
-              <w:t xml:space="preserve">sector split manufacturing</w:t>
+              <w:t xml:space="preserve">tách ngành chế tạo</w:t>
             </w:r>
           </w:p>
         </w:tc>
@@ -16669,7 +16669,7 @@
               <w:jc w:val="left"/>
             </w:pPr>
             <w:r>
-              <w:t xml:space="preserve">sector split manufacturing</w:t>
+              <w:t xml:space="preserve">tách ngành chế tạo</w:t>
             </w:r>
           </w:p>
         </w:tc>
@@ -16731,7 +16731,7 @@
               <w:jc w:val="left"/>
             </w:pPr>
             <w:r>
-              <w:t xml:space="preserve">sector split manufacturing</w:t>
+              <w:t xml:space="preserve">tách ngành chế tạo</w:t>
             </w:r>
           </w:p>
         </w:tc>
@@ -16793,7 +16793,7 @@
               <w:jc w:val="left"/>
             </w:pPr>
             <w:r>
-              <w:t xml:space="preserve">sector split manufacturing</w:t>
+              <w:t xml:space="preserve">tách ngành chế tạo</w:t>
             </w:r>
           </w:p>
         </w:tc>
@@ -16855,7 +16855,7 @@
               <w:jc w:val="left"/>
             </w:pPr>
             <w:r>
-              <w:t xml:space="preserve">sector split manufacturing</w:t>
+              <w:t xml:space="preserve">tách ngành chế tạo</w:t>
             </w:r>
           </w:p>
         </w:tc>
@@ -16917,7 +16917,7 @@
               <w:jc w:val="left"/>
             </w:pPr>
             <w:r>
-              <w:t xml:space="preserve">sector split manufacturing</w:t>
+              <w:t xml:space="preserve">tách ngành chế tạo</w:t>
             </w:r>
           </w:p>
         </w:tc>
@@ -16979,7 +16979,7 @@
               <w:jc w:val="left"/>
             </w:pPr>
             <w:r>
-              <w:t xml:space="preserve">sector split manufacturing</w:t>
+              <w:t xml:space="preserve">tách ngành chế tạo</w:t>
             </w:r>
           </w:p>
         </w:tc>
@@ -17041,7 +17041,7 @@
               <w:jc w:val="left"/>
             </w:pPr>
             <w:r>
-              <w:t xml:space="preserve">sector split manufacturing</w:t>
+              <w:t xml:space="preserve">tách ngành chế tạo</w:t>
             </w:r>
           </w:p>
         </w:tc>
@@ -17103,7 +17103,7 @@
               <w:jc w:val="left"/>
             </w:pPr>
             <w:r>
-              <w:t xml:space="preserve">sector split manufacturing</w:t>
+              <w:t xml:space="preserve">tách ngành chế tạo</w:t>
             </w:r>
           </w:p>
         </w:tc>
@@ -17165,19 +17165,19 @@
               <w:jc w:val="left"/>
             </w:pPr>
             <w:r>
-              <w:t xml:space="preserve">sector split manufacturing</w:t>
-            </w:r>
-          </w:p>
-        </w:tc>
-        <w:tc>
-          <w:tcPr/>
-          <w:p>
-            <w:pPr>
-              <w:pStyle w:val="Compact"/>
-              <w:jc w:val="left"/>
-            </w:pPr>
-            <w:r>
-              <w:t xml:space="preserve">pooled</w:t>
+              <w:t xml:space="preserve">tách ngành chế tạo</w:t>
+            </w:r>
+          </w:p>
+        </w:tc>
+        <w:tc>
+          <w:tcPr/>
+          <w:p>
+            <w:pPr>
+              <w:pStyle w:val="Compact"/>
+              <w:jc w:val="left"/>
+            </w:pPr>
+            <w:r>
+              <w:t xml:space="preserve">gộp</w:t>
             </w:r>
           </w:p>
         </w:tc>
@@ -17227,19 +17227,19 @@
               <w:jc w:val="left"/>
             </w:pPr>
             <w:r>
-              <w:t xml:space="preserve">sector split manufacturing</w:t>
-            </w:r>
-          </w:p>
-        </w:tc>
-        <w:tc>
-          <w:tcPr/>
-          <w:p>
-            <w:pPr>
-              <w:pStyle w:val="Compact"/>
-              <w:jc w:val="left"/>
-            </w:pPr>
-            <w:r>
-              <w:t xml:space="preserve">pooled</w:t>
+              <w:t xml:space="preserve">tách ngành chế tạo</w:t>
+            </w:r>
+          </w:p>
+        </w:tc>
+        <w:tc>
+          <w:tcPr/>
+          <w:p>
+            <w:pPr>
+              <w:pStyle w:val="Compact"/>
+              <w:jc w:val="left"/>
+            </w:pPr>
+            <w:r>
+              <w:t xml:space="preserve">gộp</w:t>
             </w:r>
           </w:p>
         </w:tc>
@@ -17289,7 +17289,7 @@
               <w:jc w:val="left"/>
             </w:pPr>
             <w:r>
-              <w:t xml:space="preserve">sector split non manufacturing</w:t>
+              <w:t xml:space="preserve">tách ngành phi chế tạo</w:t>
             </w:r>
           </w:p>
         </w:tc>
@@ -17351,7 +17351,7 @@
               <w:jc w:val="left"/>
             </w:pPr>
             <w:r>
-              <w:t xml:space="preserve">sector split non manufacturing</w:t>
+              <w:t xml:space="preserve">tách ngành phi chế tạo</w:t>
             </w:r>
           </w:p>
         </w:tc>
@@ -17413,7 +17413,7 @@
               <w:jc w:val="left"/>
             </w:pPr>
             <w:r>
-              <w:t xml:space="preserve">sector split non manufacturing</w:t>
+              <w:t xml:space="preserve">tách ngành phi chế tạo</w:t>
             </w:r>
           </w:p>
         </w:tc>
@@ -17475,7 +17475,7 @@
               <w:jc w:val="left"/>
             </w:pPr>
             <w:r>
-              <w:t xml:space="preserve">sector split non manufacturing</w:t>
+              <w:t xml:space="preserve">tách ngành phi chế tạo</w:t>
             </w:r>
           </w:p>
         </w:tc>
@@ -17537,7 +17537,7 @@
               <w:jc w:val="left"/>
             </w:pPr>
             <w:r>
-              <w:t xml:space="preserve">sector split non manufacturing</w:t>
+              <w:t xml:space="preserve">tách ngành phi chế tạo</w:t>
             </w:r>
           </w:p>
         </w:tc>
@@ -17599,7 +17599,7 @@
               <w:jc w:val="left"/>
             </w:pPr>
             <w:r>
-              <w:t xml:space="preserve">sector split non manufacturing</w:t>
+              <w:t xml:space="preserve">tách ngành phi chế tạo</w:t>
             </w:r>
           </w:p>
         </w:tc>
@@ -17661,7 +17661,7 @@
               <w:jc w:val="left"/>
             </w:pPr>
             <w:r>
-              <w:t xml:space="preserve">sector split non manufacturing</w:t>
+              <w:t xml:space="preserve">tách ngành phi chế tạo</w:t>
             </w:r>
           </w:p>
         </w:tc>
@@ -17723,7 +17723,7 @@
               <w:jc w:val="left"/>
             </w:pPr>
             <w:r>
-              <w:t xml:space="preserve">sector split non manufacturing</w:t>
+              <w:t xml:space="preserve">tách ngành phi chế tạo</w:t>
             </w:r>
           </w:p>
         </w:tc>
@@ -17785,7 +17785,7 @@
               <w:jc w:val="left"/>
             </w:pPr>
             <w:r>
-              <w:t xml:space="preserve">sector split non manufacturing</w:t>
+              <w:t xml:space="preserve">tách ngành phi chế tạo</w:t>
             </w:r>
           </w:p>
         </w:tc>
@@ -17847,7 +17847,7 @@
               <w:jc w:val="left"/>
             </w:pPr>
             <w:r>
-              <w:t xml:space="preserve">sector split non manufacturing</w:t>
+              <w:t xml:space="preserve">tách ngành phi chế tạo</w:t>
             </w:r>
           </w:p>
         </w:tc>
@@ -17909,7 +17909,7 @@
               <w:jc w:val="left"/>
             </w:pPr>
             <w:r>
-              <w:t xml:space="preserve">sector split non manufacturing</w:t>
+              <w:t xml:space="preserve">tách ngành phi chế tạo</w:t>
             </w:r>
           </w:p>
         </w:tc>
@@ -17971,7 +17971,7 @@
               <w:jc w:val="left"/>
             </w:pPr>
             <w:r>
-              <w:t xml:space="preserve">sector split non manufacturing</w:t>
+              <w:t xml:space="preserve">tách ngành phi chế tạo</w:t>
             </w:r>
           </w:p>
         </w:tc>
@@ -18033,19 +18033,19 @@
               <w:jc w:val="left"/>
             </w:pPr>
             <w:r>
-              <w:t xml:space="preserve">sector split non manufacturing</w:t>
-            </w:r>
-          </w:p>
-        </w:tc>
-        <w:tc>
-          <w:tcPr/>
-          <w:p>
-            <w:pPr>
-              <w:pStyle w:val="Compact"/>
-              <w:jc w:val="left"/>
-            </w:pPr>
-            <w:r>
-              <w:t xml:space="preserve">pooled</w:t>
+              <w:t xml:space="preserve">tách ngành phi chế tạo</w:t>
+            </w:r>
+          </w:p>
+        </w:tc>
+        <w:tc>
+          <w:tcPr/>
+          <w:p>
+            <w:pPr>
+              <w:pStyle w:val="Compact"/>
+              <w:jc w:val="left"/>
+            </w:pPr>
+            <w:r>
+              <w:t xml:space="preserve">gộp</w:t>
             </w:r>
           </w:p>
         </w:tc>
@@ -18095,19 +18095,19 @@
               <w:jc w:val="left"/>
             </w:pPr>
             <w:r>
-              <w:t xml:space="preserve">sector split non manufacturing</w:t>
-            </w:r>
-          </w:p>
-        </w:tc>
-        <w:tc>
-          <w:tcPr/>
-          <w:p>
-            <w:pPr>
-              <w:pStyle w:val="Compact"/>
-              <w:jc w:val="left"/>
-            </w:pPr>
-            <w:r>
-              <w:t xml:space="preserve">pooled</w:t>
+              <w:t xml:space="preserve">tách ngành phi chế tạo</w:t>
+            </w:r>
+          </w:p>
+        </w:tc>
+        <w:tc>
+          <w:tcPr/>
+          <w:p>
+            <w:pPr>
+              <w:pStyle w:val="Compact"/>
+              <w:jc w:val="left"/>
+            </w:pPr>
+            <w:r>
+              <w:t xml:space="preserve">gộp</w:t>
             </w:r>
           </w:p>
         </w:tc>
@@ -18157,19 +18157,19 @@
               <w:jc w:val="left"/>
             </w:pPr>
             <w:r>
-              <w:t xml:space="preserve">wave interaction pooled</w:t>
-            </w:r>
-          </w:p>
-        </w:tc>
-        <w:tc>
-          <w:tcPr/>
-          <w:p>
-            <w:pPr>
-              <w:pStyle w:val="Compact"/>
-              <w:jc w:val="left"/>
-            </w:pPr>
-            <w:r>
-              <w:t xml:space="preserve">pooled</w:t>
+              <w:t xml:space="preserve">gộp (tương tác đợt)</w:t>
+            </w:r>
+          </w:p>
+        </w:tc>
+        <w:tc>
+          <w:tcPr/>
+          <w:p>
+            <w:pPr>
+              <w:pStyle w:val="Compact"/>
+              <w:jc w:val="left"/>
+            </w:pPr>
+            <w:r>
+              <w:t xml:space="preserve">gộp</w:t>
             </w:r>
           </w:p>
         </w:tc>
@@ -18219,19 +18219,19 @@
               <w:jc w:val="left"/>
             </w:pPr>
             <w:r>
-              <w:t xml:space="preserve">wave interaction pooled</w:t>
-            </w:r>
-          </w:p>
-        </w:tc>
-        <w:tc>
-          <w:tcPr/>
-          <w:p>
-            <w:pPr>
-              <w:pStyle w:val="Compact"/>
-              <w:jc w:val="left"/>
-            </w:pPr>
-            <w:r>
-              <w:t xml:space="preserve">pooled</w:t>
+              <w:t xml:space="preserve">gộp (tương tác đợt)</w:t>
+            </w:r>
+          </w:p>
+        </w:tc>
+        <w:tc>
+          <w:tcPr/>
+          <w:p>
+            <w:pPr>
+              <w:pStyle w:val="Compact"/>
+              <w:jc w:val="left"/>
+            </w:pPr>
+            <w:r>
+              <w:t xml:space="preserve">gộp</w:t>
             </w:r>
           </w:p>
         </w:tc>
@@ -18281,19 +18281,19 @@
               <w:jc w:val="left"/>
             </w:pPr>
             <w:r>
-              <w:t xml:space="preserve">wave interaction pooled</w:t>
-            </w:r>
-          </w:p>
-        </w:tc>
-        <w:tc>
-          <w:tcPr/>
-          <w:p>
-            <w:pPr>
-              <w:pStyle w:val="Compact"/>
-              <w:jc w:val="left"/>
-            </w:pPr>
-            <w:r>
-              <w:t xml:space="preserve">pooled</w:t>
+              <w:t xml:space="preserve">gộp (tương tác đợt)</w:t>
+            </w:r>
+          </w:p>
+        </w:tc>
+        <w:tc>
+          <w:tcPr/>
+          <w:p>
+            <w:pPr>
+              <w:pStyle w:val="Compact"/>
+              <w:jc w:val="left"/>
+            </w:pPr>
+            <w:r>
+              <w:t xml:space="preserve">gộp</w:t>
             </w:r>
           </w:p>
         </w:tc>
@@ -18343,19 +18343,19 @@
               <w:jc w:val="left"/>
             </w:pPr>
             <w:r>
-              <w:t xml:space="preserve">wave interaction pooled</w:t>
-            </w:r>
-          </w:p>
-        </w:tc>
-        <w:tc>
-          <w:tcPr/>
-          <w:p>
-            <w:pPr>
-              <w:pStyle w:val="Compact"/>
-              <w:jc w:val="left"/>
-            </w:pPr>
-            <w:r>
-              <w:t xml:space="preserve">pooled</w:t>
+              <w:t xml:space="preserve">gộp (tương tác đợt)</w:t>
+            </w:r>
+          </w:p>
+        </w:tc>
+        <w:tc>
+          <w:tcPr/>
+          <w:p>
+            <w:pPr>
+              <w:pStyle w:val="Compact"/>
+              <w:jc w:val="left"/>
+            </w:pPr>
+            <w:r>
+              <w:t xml:space="preserve">gộp</w:t>
             </w:r>
           </w:p>
         </w:tc>
@@ -18405,19 +18405,19 @@
               <w:jc w:val="left"/>
             </w:pPr>
             <w:r>
-              <w:t xml:space="preserve">wave interaction pooled</w:t>
-            </w:r>
-          </w:p>
-        </w:tc>
-        <w:tc>
-          <w:tcPr/>
-          <w:p>
-            <w:pPr>
-              <w:pStyle w:val="Compact"/>
-              <w:jc w:val="left"/>
-            </w:pPr>
-            <w:r>
-              <w:t xml:space="preserve">pooled</w:t>
+              <w:t xml:space="preserve">gộp (tương tác đợt)</w:t>
+            </w:r>
+          </w:p>
+        </w:tc>
+        <w:tc>
+          <w:tcPr/>
+          <w:p>
+            <w:pPr>
+              <w:pStyle w:val="Compact"/>
+              <w:jc w:val="left"/>
+            </w:pPr>
+            <w:r>
+              <w:t xml:space="preserve">gộp</w:t>
             </w:r>
           </w:p>
         </w:tc>
@@ -18921,7 +18921,7 @@
               <w:jc w:val="left"/>
             </w:pPr>
             <w:r>
-              <w:t xml:space="preserve">H. Chỉ xuất khẩu (FSTS &gt; 0, pooled)</w:t>
+              <w:t xml:space="preserve">H. Chỉ xuất khẩu (FSTS &gt; 0, gộp)</w:t>
             </w:r>
           </w:p>
         </w:tc>
@@ -18971,7 +18971,7 @@
               <w:jc w:val="left"/>
             </w:pPr>
             <w:r>
-              <w:t xml:space="preserve">I. Tương tác wave × biến trọng tâm (pooled)</w:t>
+              <w:t xml:space="preserve">I. Tương tác đợt × biến trọng tâm (gộp)</w:t>
             </w:r>
           </w:p>
         </w:tc>
@@ -18995,19 +18995,19 @@
               <w:jc w:val="left"/>
             </w:pPr>
             <w:r>
-              <w:t xml:space="preserve">DAI_z × wave có thể phát hiện (p = .016); các tương tác wave khác n.s.</w:t>
-            </w:r>
-          </w:p>
-        </w:tc>
-        <w:tc>
-          <w:tcPr/>
-          <w:p>
-            <w:pPr>
-              <w:pStyle w:val="Compact"/>
-              <w:jc w:val="left"/>
-            </w:pPr>
-            <w:r>
-              <w:t xml:space="preserve">Chỉ tác động trực tiếp DAI thay đổi theo wave</w:t>
+              <w:t xml:space="preserve">DAI_z × đợt có thể phát hiện (p = .016); các tương tác đợt khác n.s.</w:t>
+            </w:r>
+          </w:p>
+        </w:tc>
+        <w:tc>
+          <w:tcPr/>
+          <w:p>
+            <w:pPr>
+              <w:pStyle w:val="Compact"/>
+              <w:jc w:val="left"/>
+            </w:pPr>
+            <w:r>
+              <w:t xml:space="preserve">Chỉ tác động trực tiếp DAI thay đổi theo đợt</w:t>
             </w:r>
           </w:p>
         </w:tc>
@@ -20123,13 +20123,13 @@
         <w:t xml:space="preserve">Phát hiện về hình chữ U ngược có thể tái tạo tại FSTS ≈ 39–46% ở Việt Nam, bất chấp sự hoài nghi liên quốc gia do Pisani, Garcia-Bernardo, và Heemskerk (2020, SMJ) nêu ra, nhất quán với quan điểm rằng bối cảnh thể chế đơn quốc gia vẫn duy trì tính không đồng nhất về dạng hàm số mà các mẫu đa quốc gia gộp lại che khuất thông qua tổng hợp. Cơ chế nhánh đi lên nhận được xác nhận độc lập từ bằng chứng bảng cấp độ doanh nghiệp được khớp nối theo hải quan: các doanh nghiệp Việt Nam hấp thụ cú sốc cầu dương từ Mỹ trong giai đoạn 2018–2020 đã mở rộng xuất khẩu sang cả điểm đến Mỹ và không phải Mỹ, đồng thời ghi nhận mức tăng tương xứng về năng suất lao động, với việc mở rộng xuất khẩu do cầu dẫn dắt giải thích 68,5% mức tăng tỷ lệ giá trị gia tăng nội địa quan sát được trong cùng giai đoạn (Agarwal, Barattieri, &amp; Mattoo, 2026). Sự xác nhận này củng cố cách diễn giải rằng cường độ xuất khẩu ở mức vừa phải tạo ra lợi ích năng suất lao động thực sự cho các doanh nghiệp Việt Nam, không phải chỉ là tạo tác thành phần do sự lựa chọn dương vào xuất khẩu.</w:t>
       </w:r>
     </w:p>
-    <w:bookmarkStart w:id="69" w:name="Xe5125b4e2895dce81c20fe2e7b2ed2683896f9b"/>
+    <w:bookmarkStart w:id="69" w:name="Xa0739cbfd8d506b80df32b7af22803a2adce928"/>
     <w:p>
       <w:pPr>
         <w:pStyle w:val="Heading3"/>
       </w:pPr>
       <w:r>
-        <w:t xml:space="preserve">5.1 Tái diễn giải chỉ số áp dụng nền tảng (Tầng 1 proxy) về sự hiện diện trực tuyến tại Việt Nam</w:t>
+        <w:t xml:space="preserve">5.1 Tái diễn giải chỉ số áp dụng nền tảng (Tầng 1, biến đại diện) về sự hiện diện trực tuyến tại Việt Nam</w:t>
       </w:r>
     </w:p>
     <w:p>
@@ -20165,13 +20165,13 @@
       </w:r>
     </w:p>
     <w:bookmarkEnd w:id="69"/>
-    <w:bookmarkStart w:id="70" w:name="X37431355738fa92fbb75b2a0946e6f5e8ba1a64"/>
+    <w:bookmarkStart w:id="70" w:name="Xfb5eed35007150559d03d91f9913757e65b8ebb"/>
     <w:p>
       <w:pPr>
         <w:pStyle w:val="Heading3"/>
       </w:pPr>
       <w:r>
-        <w:t xml:space="preserve">5.2 Tại sao sự phân biệt giữa TCI và Tầng 1 proxy DAI quan trọng</w:t>
+        <w:t xml:space="preserve">5.2 Tại sao sự phân biệt giữa TCI và biến đại diện DAI Tầng 1 quan trọng</w:t>
       </w:r>
     </w:p>
     <w:p>
@@ -20269,7 +20269,7 @@
         <w:pStyle w:val="BodyText"/>
       </w:pPr>
       <w:r>
-        <w:t xml:space="preserve">Nghiên cứu này coi sự nén năm 2015 một cách trung thực như là một mối liên kết theo đợt sóng nhất quán với tình huống giai đoạn, thay vì một sự dịch chuyển cấu trúc được nhận diện đầy đủ qua các đợt sóng. Như được báo cáo trong mục 4.5 Nhóm I, kiểm định tương tác wave × biến trọng tâm gộp chính thức chỉ phát hiện sự dịch chuyển trực tiếp DAI là có thể phân biệt qua các đợt sóng; các sự khác biệt qua đợt sóng về độ cong FSTS và điều tiết FSTS × DAI không thể tách biệt về mặt thống kê.</w:t>
+        <w:t xml:space="preserve">Nghiên cứu này coi sự nén năm 2015 một cách trung thực như là một mối liên kết theo đợt sóng nhất quán với tình huống giai đoạn, thay vì một sự dịch chuyển cấu trúc được nhận diện đầy đủ qua các đợt sóng. Như được báo cáo trong mục 4.5 Nhóm I, kiểm định tương tác đợt × biến trọng tâm gộp chính thức chỉ phát hiện sự dịch chuyển trực tiếp DAI là có thể phân biệt qua các đợt sóng; các sự khác biệt qua đợt sóng về độ cong FSTS và điều tiết FSTS × DAI không thể tách biệt về mặt thống kê.</w:t>
       </w:r>
     </w:p>
     <w:p>
